--- a/01_Final_Documents/Phase_5_Documentation/Final_Project_Report_SWTID-2026-8980.docx
+++ b/01_Final_Documents/Phase_5_Documentation/Final_Project_Report_SWTID-2026-8980.docx
@@ -39,7 +39,7 @@
         <w:br/>
         <w:t>4. Gokul Raj K          (110824104019) - Member</w:t>
         <w:br/>
-        <w:t>5. Douglas Christopher  (110824104017) - Member</w:t>
+        <w:t>5. Douglas Christopher. I (110824104017) - Member</w:t>
         <w:br/>
         <w:br/>
         <w:t>FACULTY GUIDE / SUPERVISOR:</w:t>
